--- a/其他笔记/操作系统.docx
+++ b/其他笔记/操作系统.docx
@@ -5,7 +5,7 @@
     <w:p>
       <w:pPr>
         <w:rPr>
-          <w:rFonts w:hint="eastAsia"/>
+          <w:rFonts w:hint="default"/>
           <w:lang w:val="en-US" w:eastAsia="zh-CN"/>
         </w:rPr>
       </w:pPr>
@@ -15,11 +15,100 @@
           <w:lang w:val="en-US" w:eastAsia="zh-CN"/>
         </w:rPr>
         <w:tab/>
-        <w:t>为什么要使用操作系统？</w:t>
+        <w:t>文档中主要是操作系统特性的研究</w:t>
       </w:r>
     </w:p>
     <w:p>
       <w:pPr>
+        <w:pStyle w:val="2"/>
+        <w:numPr>
+          <w:numId w:val="0"/>
+        </w:numPr>
+        <w:bidi w:val="0"/>
+        <w:rPr>
+          <w:rFonts w:hint="eastAsia"/>
+          <w:lang w:val="en-US" w:eastAsia="zh-CN"/>
+        </w:rPr>
+      </w:pPr>
+      <w:r>
+        <w:rPr>
+          <w:rFonts w:hint="eastAsia"/>
+          <w:lang w:val="en-US" w:eastAsia="zh-CN"/>
+        </w:rPr>
+        <w:t>-----------硬件架构部分</w:t>
+      </w:r>
+    </w:p>
+    <w:p>
+      <w:pPr>
+        <w:pStyle w:val="2"/>
+        <w:numPr>
+          <w:ilvl w:val="0"/>
+          <w:numId w:val="0"/>
+        </w:numPr>
+        <w:bidi w:val="0"/>
+        <w:rPr>
+          <w:rFonts w:hint="eastAsia"/>
+          <w:lang w:val="en-US" w:eastAsia="zh-CN"/>
+        </w:rPr>
+      </w:pPr>
+      <w:r>
+        <w:rPr>
+          <w:rFonts w:hint="eastAsia"/>
+          <w:lang w:val="en-US" w:eastAsia="zh-CN"/>
+        </w:rPr>
+        <w:t>-----------xv6</w:t>
+      </w:r>
+    </w:p>
+    <w:p>
+      <w:pPr>
+        <w:pStyle w:val="2"/>
+        <w:numPr>
+          <w:ilvl w:val="0"/>
+          <w:numId w:val="0"/>
+        </w:numPr>
+        <w:bidi w:val="0"/>
+        <w:rPr>
+          <w:rFonts w:hint="eastAsia"/>
+          <w:lang w:val="en-US" w:eastAsia="zh-CN"/>
+        </w:rPr>
+      </w:pPr>
+      <w:r>
+        <w:rPr>
+          <w:rFonts w:hint="eastAsia"/>
+          <w:lang w:val="en-US" w:eastAsia="zh-CN"/>
+        </w:rPr>
+        <w:t>-----------Linux</w:t>
+      </w:r>
+    </w:p>
+    <w:p>
+      <w:pPr>
+        <w:pStyle w:val="2"/>
+        <w:numPr>
+          <w:ilvl w:val="0"/>
+          <w:numId w:val="0"/>
+        </w:numPr>
+        <w:bidi w:val="0"/>
+        <w:rPr>
+          <w:rFonts w:hint="eastAsia"/>
+          <w:lang w:val="en-US" w:eastAsia="zh-CN"/>
+        </w:rPr>
+      </w:pPr>
+      <w:r>
+        <w:rPr>
+          <w:rFonts w:hint="eastAsia"/>
+          <w:lang w:val="en-US" w:eastAsia="zh-CN"/>
+        </w:rPr>
+        <w:t>-----------rtos</w:t>
+      </w:r>
+    </w:p>
+    <w:p>
+      <w:pPr>
+        <w:pStyle w:val="2"/>
+        <w:numPr>
+          <w:ilvl w:val="0"/>
+          <w:numId w:val="0"/>
+        </w:numPr>
+        <w:bidi w:val="0"/>
         <w:rPr>
           <w:rFonts w:hint="default"/>
           <w:lang w:val="en-US" w:eastAsia="zh-CN"/>
@@ -30,11 +119,34 @@
           <w:rFonts w:hint="eastAsia"/>
           <w:lang w:val="en-US" w:eastAsia="zh-CN"/>
         </w:rPr>
-        <w:tab/>
-        <w:t>需要做内存管理以及任务调度，避免重复进行任务调度和内存管理的设计。有些情况下任务调度和内存管理会变的很复杂，比如一个任务进行的时候，会申请内存，或者递归运行，等等，这种情况下使用操作系统是必然的。什么时候保留裸机程序就可以？在程序设计之初就可以明确所有的情况，并且静态安排了所有的内存，以及任务使用的调度情况。</w:t>
+        <w:t>-----------补充信息</w:t>
       </w:r>
       <w:bookmarkStart w:id="0" w:name="_GoBack"/>
       <w:bookmarkEnd w:id="0"/>
+    </w:p>
+    <w:p>
+      <w:pPr>
+        <w:rPr>
+          <w:rFonts w:hint="default"/>
+          <w:lang w:val="en-US" w:eastAsia="zh-CN"/>
+        </w:rPr>
+      </w:pPr>
+    </w:p>
+    <w:p>
+      <w:pPr>
+        <w:rPr>
+          <w:rFonts w:hint="default"/>
+          <w:lang w:val="en-US" w:eastAsia="zh-CN"/>
+        </w:rPr>
+      </w:pPr>
+    </w:p>
+    <w:p>
+      <w:pPr>
+        <w:rPr>
+          <w:rFonts w:hint="default"/>
+          <w:lang w:val="en-US" w:eastAsia="zh-CN"/>
+        </w:rPr>
+      </w:pPr>
     </w:p>
     <w:sectPr>
       <w:pgSz w:w="11906" w:h="16838"/>
@@ -197,7 +309,7 @@
     <w:lsdException w:unhideWhenUsed="0" w:uiPriority="0" w:semiHidden="0" w:name="HTML Sample"/>
     <w:lsdException w:unhideWhenUsed="0" w:uiPriority="0" w:semiHidden="0" w:name="HTML Typewriter"/>
     <w:lsdException w:unhideWhenUsed="0" w:uiPriority="0" w:semiHidden="0" w:name="HTML Variable"/>
-    <w:lsdException w:unhideWhenUsed="0" w:uiPriority="0" w:name="Normal Table"/>
+    <w:lsdException w:qFormat="1" w:unhideWhenUsed="0" w:uiPriority="0" w:name="Normal Table"/>
     <w:lsdException w:unhideWhenUsed="0" w:uiPriority="0" w:semiHidden="0" w:name="annotation subject"/>
     <w:lsdException w:unhideWhenUsed="0" w:uiPriority="0" w:semiHidden="0" w:name="Table Simple 1"/>
     <w:lsdException w:unhideWhenUsed="0" w:uiPriority="0" w:semiHidden="0" w:name="Table Simple 2"/>
@@ -386,6 +498,7 @@
   <w:style w:type="table" w:default="1" w:styleId="3">
     <w:name w:val="Normal Table"/>
     <w:semiHidden/>
+    <w:qFormat/>
     <w:uiPriority w:val="0"/>
     <w:tblPr>
       <w:tblCellMar>
@@ -399,6 +512,7 @@
   <w:style w:type="paragraph" w:customStyle="1" w:styleId="5">
     <w:name w:val="重点内容标识"/>
     <w:basedOn w:val="1"/>
+    <w:qFormat/>
     <w:uiPriority w:val="0"/>
     <w:pPr>
       <w:numPr>
@@ -415,6 +529,7 @@
   <w:style w:type="character" w:customStyle="1" w:styleId="6">
     <w:name w:val="标题 1 Char"/>
     <w:link w:val="2"/>
+    <w:qFormat/>
     <w:uiPriority w:val="0"/>
     <w:rPr>
       <w:rFonts w:eastAsia="宋体" w:asciiTheme="minorAscii" w:hAnsiTheme="minorAscii"/>
